--- a/docs/samples/Contract & Legal HQ Resources/Clients/[Template] HDDV - Client (VN).docx
+++ b/docs/samples/Contract & Legal HQ Resources/Clients/[Template] HDDV - Client (VN).docx
@@ -61,7 +61,7 @@
           <w:b/>
           <w:bCs/>
         </w:rPr>
-        <w:t>Số: [SỐ HỢP ĐỒNG]/HDDV</w:t>
+        <w:t>Số: {{contract.number}}/HDDV</w:t>
       </w:r>
     </w:p>
     <w:p>
@@ -109,68 +109,68 @@
         <w:jc w:val="both"/>
       </w:pPr>
       <w:r>
-        <w:t xml:space="preserve">Hợp Đồng Dịch Vụ (gọi tắt là </w:t>
-      </w:r>
-      <w:r>
-        <w:rPr>
-          <w:b/>
-          <w:bCs/>
-        </w:rPr>
-        <w:t>“Hợp Đồng”</w:t>
-      </w:r>
-      <w:r>
-        <w:t xml:space="preserve">) được lập ngày </w:t>
-      </w:r>
-      <w:r>
-        <w:rPr>
-          <w:b/>
-          <w:bCs/>
-        </w:rPr>
-        <w:t>[NGÀY KÝ]</w:t>
-      </w:r>
-      <w:r>
-        <w:t xml:space="preserve"> giữa:</w:t>
-      </w:r>
-    </w:p>
-    <w:p>
-      <w:pPr>
-        <w:spacing w:after="80"/>
-        <w:jc w:val="both"/>
-      </w:pPr>
-      <w:r>
-        <w:rPr>
-          <w:b/>
-          <w:bCs/>
-        </w:rPr>
-        <w:t>BÊN A (BÊN THUÊ): [TÊN PHÁP LÝ KHÁCH HÀNG]</w:t>
-      </w:r>
-    </w:p>
-    <w:p>
-      <w:pPr>
-        <w:spacing w:after="80"/>
-        <w:jc w:val="both"/>
-      </w:pPr>
-      <w:r>
-        <w:t xml:space="preserve">Đại diện: </w:t>
-      </w:r>
-      <w:r>
-        <w:rPr>
-          <w:b/>
-          <w:bCs/>
-        </w:rPr>
-        <w:t>[ĐẠI DIỆN BÊN A]</w:t>
-      </w:r>
-      <w:r>
-        <w:t xml:space="preserve">        Chức vụ: [CHỨC VỤ BÊN A]</w:t>
-      </w:r>
-    </w:p>
-    <w:p>
-      <w:pPr>
-        <w:spacing w:after="80"/>
-        <w:jc w:val="both"/>
-      </w:pPr>
-      <w:r>
-        <w:t>Địa chỉ: [ĐỊA CHỈ BÊN A]</w:t>
+        <w:t xml:space="preserve">Hợp Đồng Dịch Vụ (gọi tắt là “Hợp Đồng”) được lập ngày {{terms.signed_on}} giữa:</w:t>
+      </w:r>
+      <w:r>
+        <w:rPr>
+          <w:b/>
+          <w:bCs/>
+        </w:rPr>
+        <w:t/>
+      </w:r>
+      <w:r>
+        <w:t xml:space="preserve"/>
+      </w:r>
+      <w:r>
+        <w:rPr>
+          <w:b/>
+          <w:bCs/>
+        </w:rPr>
+        <w:t/>
+      </w:r>
+      <w:r>
+        <w:t xml:space="preserve"/>
+      </w:r>
+    </w:p>
+    <w:p>
+      <w:pPr>
+        <w:spacing w:after="80"/>
+        <w:jc w:val="both"/>
+      </w:pPr>
+      <w:r>
+        <w:rPr>
+          <w:b/>
+          <w:bCs/>
+        </w:rPr>
+        <w:t>BÊN A (BÊN THUÊ): {{client.company_name}}</w:t>
+      </w:r>
+    </w:p>
+    <w:p>
+      <w:pPr>
+        <w:spacing w:after="80"/>
+        <w:jc w:val="both"/>
+      </w:pPr>
+      <w:r>
+        <w:t xml:space="preserve">Đại diện: {{contact.full_name}}        Chức vụ: [CHỨC VỤ BÊN A]</w:t>
+      </w:r>
+      <w:r>
+        <w:rPr>
+          <w:b/>
+          <w:bCs/>
+        </w:rPr>
+        <w:t/>
+      </w:r>
+      <w:r>
+        <w:t xml:space="preserve"/>
+      </w:r>
+    </w:p>
+    <w:p>
+      <w:pPr>
+        <w:spacing w:after="80"/>
+        <w:jc w:val="both"/>
+      </w:pPr>
+      <w:r>
+        <w:t>Địa chỉ: {{client.address}}</w:t>
       </w:r>
     </w:p>
     <w:p>
@@ -179,7 +179,7 @@
         <w:jc w:val="both"/>
       </w:pPr>
       <w:r>
-        <w:t>Mã số thuế: [MST BÊN A]</w:t>
+        <w:t>Mã số thuế: {{client.tax_code}}</w:t>
       </w:r>
     </w:p>
     <w:p>
@@ -279,708 +279,217 @@
         <w:jc w:val="both"/>
       </w:pPr>
       <w:r>
+        <w:t>Bảng chi tiết hạng mục công việc và giá trị được nêu tại Phụ lục đính kèm, là một phần không thể tách rời của Hợp đồng này. Tổng giá trị Hợp đồng được nêu tại Điều 2.</w:t>
+      </w:r>
+    </w:p>
+    <w:p>
+      <w:pPr>
+        <w:spacing w:after="80"/>
+        <w:jc w:val="both"/>
+      </w:pPr>
+      <w:r>
+        <w:t xml:space="preserve"> </w:t>
+      </w:r>
+    </w:p>
+    <w:p>
+      <w:pPr>
+        <w:spacing w:after="80"/>
+        <w:jc w:val="both"/>
+      </w:pPr>
+      <w:r>
+        <w:rPr>
+          <w:b/>
+          <w:bCs/>
+        </w:rPr>
+        <w:t xml:space="preserve">Bằng chữ: </w:t>
+      </w:r>
+      <w:r>
+        <w:t>[TỔNG TIỀN BẰNG CHỮ].</w:t>
+      </w:r>
+    </w:p>
+    <w:p>
+      <w:pPr>
+        <w:spacing w:after="80"/>
+        <w:jc w:val="both"/>
+      </w:pPr>
+      <w:r>
+        <w:rPr>
+          <w:b/>
+          <w:bCs/>
+        </w:rPr>
+        <w:t xml:space="preserve">Thời gian cung cấp dịch vụ: Từ ngày {{terms.service_start}} đến ngày {{terms.service_end}}.</w:t>
+      </w:r>
+      <w:r>
+        <w:t xml:space="preserve"/>
+      </w:r>
+      <w:r>
+        <w:rPr>
+          <w:b/>
+          <w:bCs/>
+        </w:rPr>
+        <w:t/>
+      </w:r>
+      <w:r>
+        <w:t xml:space="preserve"/>
+      </w:r>
+      <w:r>
+        <w:rPr>
+          <w:b/>
+          <w:bCs/>
+        </w:rPr>
+        <w:t/>
+      </w:r>
+      <w:r>
+        <w:t/>
+      </w:r>
+    </w:p>
+    <w:p>
+      <w:pPr>
+        <w:spacing w:before="240" w:after="120"/>
+      </w:pPr>
+      <w:r>
+        <w:rPr>
+          <w:b/>
+          <w:bCs/>
+          <w:sz w:val="26"/>
+          <w:szCs w:val="26"/>
+        </w:rPr>
+        <w:t>ĐIỀU 2: GIÁ TRỊ HỢP ĐỒNG</w:t>
+      </w:r>
+    </w:p>
+    <w:p>
+      <w:pPr>
+        <w:spacing w:after="80"/>
+        <w:jc w:val="both"/>
+      </w:pPr>
+      <w:r>
+        <w:rPr>
+          <w:b/>
+          <w:bCs/>
+        </w:rPr>
+        <w:t xml:space="preserve">2.1 </w:t>
+      </w:r>
+      <w:r>
+        <w:t>Giá trị Hợp đồng:</w:t>
+      </w:r>
+    </w:p>
+    <w:p>
+      <w:pPr>
+        <w:pStyle w:val="ListParagraph"/>
+        <w:numPr>
+          <w:ilvl w:val="0"/>
+          <w:numId w:val="2"/>
+        </w:numPr>
+        <w:spacing w:after="60"/>
+        <w:jc w:val="both"/>
+      </w:pPr>
+      <w:r>
+        <w:t>Giá trị trước thuế GTGT: {{quote.subtotal}} VNĐ</w:t>
+      </w:r>
+    </w:p>
+    <w:p>
+      <w:pPr>
+        <w:pStyle w:val="ListParagraph"/>
+        <w:numPr>
+          <w:ilvl w:val="0"/>
+          <w:numId w:val="2"/>
+        </w:numPr>
+        <w:spacing w:after="60"/>
+        <w:jc w:val="both"/>
+      </w:pPr>
+      <w:r>
+        <w:t>Thuế GTGT ({{quote.vat_pct}}%): {{quote.vat_amount}} VNĐ</w:t>
+      </w:r>
+    </w:p>
+    <w:p>
+      <w:pPr>
+        <w:pStyle w:val="ListParagraph"/>
+        <w:numPr>
+          <w:ilvl w:val="0"/>
+          <w:numId w:val="2"/>
+        </w:numPr>
+        <w:spacing w:after="60"/>
+        <w:jc w:val="both"/>
+      </w:pPr>
+      <w:r>
+        <w:t>Tổng giá trị sau thuế: {{quote.total}} VNĐ</w:t>
+      </w:r>
+    </w:p>
+    <w:p>
+      <w:pPr>
+        <w:spacing w:after="120"/>
+        <w:jc w:val="both"/>
+      </w:pPr>
+      <w:r>
         <w:rPr>
           <w:i/>
           <w:iCs/>
-          <w:sz w:val="22"/>
-          <w:szCs w:val="22"/>
-        </w:rPr>
-        <w:t>[Lưu ý chọn mẫu theo độ dài báo giá: Nếu báo giá ngắn (dưới ~8 dòng), giữ bảng chi tiết ngay dưới đây. Nếu báo giá dài/nhiều hạng mục, xóa bảng dưới đây và thay bằng dòng dẫn chiếu sau, đồng thời đính kèm Phụ lục theo mẫu “[Template] Phu luc - Bang chi tiet hang muc (VN)”:]</w:t>
-      </w:r>
-    </w:p>
-    <w:p>
-      <w:pPr>
-        <w:spacing w:after="80"/>
-        <w:jc w:val="both"/>
-      </w:pPr>
-      <w:r>
-        <w:t>Bảng chi tiết hạng mục công việc và giá trị được nêu tại Phụ lục đính kèm, là một phần không thể tách rời của Hợp đồng này. Tổng giá trị Hợp đồng được nêu tại Điều 2.</w:t>
-      </w:r>
-    </w:p>
-    <w:tbl>
-      <w:tblPr>
-        <w:tblW w:w="9400" w:type="dxa"/>
-        <w:tblBorders>
-          <w:top w:val="single" w:sz="4" w:space="0" w:color="auto"/>
-          <w:left w:val="single" w:sz="4" w:space="0" w:color="auto"/>
-          <w:bottom w:val="single" w:sz="4" w:space="0" w:color="auto"/>
-          <w:right w:val="single" w:sz="4" w:space="0" w:color="auto"/>
-          <w:insideH w:val="single" w:sz="4" w:space="0" w:color="auto"/>
-          <w:insideV w:val="single" w:sz="4" w:space="0" w:color="auto"/>
-        </w:tblBorders>
-        <w:tblCellMar>
-          <w:left w:w="10" w:type="dxa"/>
-          <w:right w:w="10" w:type="dxa"/>
-        </w:tblCellMar>
-        <w:tblLook w:val="0000" w:firstRow="0" w:lastRow="0" w:firstColumn="0" w:lastColumn="0" w:noHBand="0" w:noVBand="0"/>
-      </w:tblPr>
-      <w:tblGrid>
-        <w:gridCol w:w="3644"/>
-        <w:gridCol w:w="2275"/>
-        <w:gridCol w:w="1138"/>
-        <w:gridCol w:w="1074"/>
-        <w:gridCol w:w="1269"/>
-      </w:tblGrid>
-      <w:tr>
-        <w:tblPrEx>
-          <w:tblCellMar>
-            <w:top w:w="0" w:type="dxa"/>
-            <w:bottom w:w="0" w:type="dxa"/>
-          </w:tblCellMar>
-        </w:tblPrEx>
-        <w:trPr>
-          <w:tblHeader/>
-        </w:trPr>
-        <w:tc>
-          <w:tcPr>
-            <w:tcW w:w="800" w:type="dxa"/>
-            <w:tcBorders>
-              <w:top w:val="single" w:sz="6" w:space="0" w:color="000000"/>
-              <w:left w:val="single" w:sz="6" w:space="0" w:color="000000"/>
-              <w:bottom w:val="single" w:sz="6" w:space="0" w:color="000000"/>
-              <w:right w:val="single" w:sz="6" w:space="0" w:color="000000"/>
-            </w:tcBorders>
-            <w:shd w:val="clear" w:color="auto" w:fill="E0E0E0"/>
-            <w:tcMar>
-              <w:top w:w="80" w:type="dxa"/>
-              <w:left w:w="100" w:type="dxa"/>
-              <w:bottom w:w="80" w:type="dxa"/>
-              <w:right w:w="100" w:type="dxa"/>
-            </w:tcMar>
-          </w:tcPr>
-          <w:p>
-            <w:pPr>
-              <w:jc w:val="center"/>
-            </w:pPr>
-            <w:r>
-              <w:rPr>
-                <w:b/>
-                <w:bCs/>
-              </w:rPr>
-              <w:t>STT</w:t>
-            </w:r>
-          </w:p>
-        </w:tc>
-        <w:tc>
-          <w:tcPr>
-            <w:tcW w:w="4400" w:type="dxa"/>
-            <w:tcBorders>
-              <w:top w:val="single" w:sz="6" w:space="0" w:color="000000"/>
-              <w:left w:val="single" w:sz="6" w:space="0" w:color="000000"/>
-              <w:bottom w:val="single" w:sz="6" w:space="0" w:color="000000"/>
-              <w:right w:val="single" w:sz="6" w:space="0" w:color="000000"/>
-            </w:tcBorders>
-            <w:shd w:val="clear" w:color="auto" w:fill="E0E0E0"/>
-            <w:tcMar>
-              <w:top w:w="80" w:type="dxa"/>
-              <w:left w:w="100" w:type="dxa"/>
-              <w:bottom w:w="80" w:type="dxa"/>
-              <w:right w:w="100" w:type="dxa"/>
-            </w:tcMar>
-          </w:tcPr>
-          <w:p>
-            <w:pPr>
-              <w:jc w:val="center"/>
-            </w:pPr>
-            <w:r>
-              <w:rPr>
-                <w:b/>
-                <w:bCs/>
-              </w:rPr>
-              <w:t>NỘI DUNG</w:t>
-            </w:r>
-          </w:p>
-        </w:tc>
-        <w:tc>
-          <w:tcPr>
-            <w:tcW w:w="1200" w:type="dxa"/>
-            <w:tcBorders>
-              <w:top w:val="single" w:sz="6" w:space="0" w:color="000000"/>
-              <w:left w:val="single" w:sz="6" w:space="0" w:color="000000"/>
-              <w:bottom w:val="single" w:sz="6" w:space="0" w:color="000000"/>
-              <w:right w:val="single" w:sz="6" w:space="0" w:color="000000"/>
-            </w:tcBorders>
-            <w:shd w:val="clear" w:color="auto" w:fill="E0E0E0"/>
-            <w:tcMar>
-              <w:top w:w="80" w:type="dxa"/>
-              <w:left w:w="100" w:type="dxa"/>
-              <w:bottom w:w="80" w:type="dxa"/>
-              <w:right w:w="100" w:type="dxa"/>
-            </w:tcMar>
-          </w:tcPr>
-          <w:p>
-            <w:pPr>
-              <w:jc w:val="center"/>
-            </w:pPr>
-            <w:r>
-              <w:rPr>
-                <w:b/>
-                <w:bCs/>
-              </w:rPr>
-              <w:t>SỐ LƯỢNG</w:t>
-            </w:r>
-          </w:p>
-        </w:tc>
-        <w:tc>
-          <w:tcPr>
-            <w:tcW w:w="1500" w:type="dxa"/>
-            <w:tcBorders>
-              <w:top w:val="single" w:sz="6" w:space="0" w:color="000000"/>
-              <w:left w:val="single" w:sz="6" w:space="0" w:color="000000"/>
-              <w:bottom w:val="single" w:sz="6" w:space="0" w:color="000000"/>
-              <w:right w:val="single" w:sz="6" w:space="0" w:color="000000"/>
-            </w:tcBorders>
-            <w:shd w:val="clear" w:color="auto" w:fill="E0E0E0"/>
-            <w:tcMar>
-              <w:top w:w="80" w:type="dxa"/>
-              <w:left w:w="100" w:type="dxa"/>
-              <w:bottom w:w="80" w:type="dxa"/>
-              <w:right w:w="100" w:type="dxa"/>
-            </w:tcMar>
-          </w:tcPr>
-          <w:p>
-            <w:pPr>
-              <w:jc w:val="center"/>
-            </w:pPr>
-            <w:r>
-              <w:rPr>
-                <w:b/>
-                <w:bCs/>
-              </w:rPr>
-              <w:t>ĐƠN GIÁ</w:t>
-            </w:r>
-          </w:p>
-        </w:tc>
-        <w:tc>
-          <w:tcPr>
-            <w:tcW w:w="1500" w:type="dxa"/>
-            <w:tcBorders>
-              <w:top w:val="single" w:sz="6" w:space="0" w:color="000000"/>
-              <w:left w:val="single" w:sz="6" w:space="0" w:color="000000"/>
-              <w:bottom w:val="single" w:sz="6" w:space="0" w:color="000000"/>
-              <w:right w:val="single" w:sz="6" w:space="0" w:color="000000"/>
-            </w:tcBorders>
-            <w:shd w:val="clear" w:color="auto" w:fill="E0E0E0"/>
-            <w:tcMar>
-              <w:top w:w="80" w:type="dxa"/>
-              <w:left w:w="100" w:type="dxa"/>
-              <w:bottom w:w="80" w:type="dxa"/>
-              <w:right w:w="100" w:type="dxa"/>
-            </w:tcMar>
-          </w:tcPr>
-          <w:p>
-            <w:pPr>
-              <w:jc w:val="center"/>
-            </w:pPr>
-            <w:r>
-              <w:rPr>
-                <w:b/>
-                <w:bCs/>
-              </w:rPr>
-              <w:t>THÀNH TIỀN</w:t>
-            </w:r>
-          </w:p>
-        </w:tc>
-      </w:tr>
-      <w:tr>
-        <w:tblPrEx>
-          <w:tblCellMar>
-            <w:top w:w="0" w:type="dxa"/>
-            <w:bottom w:w="0" w:type="dxa"/>
-          </w:tblCellMar>
-        </w:tblPrEx>
-        <w:tc>
-          <w:tcPr>
-            <w:tcW w:w="800" w:type="dxa"/>
-            <w:tcBorders>
-              <w:top w:val="single" w:sz="6" w:space="0" w:color="000000"/>
-              <w:left w:val="single" w:sz="6" w:space="0" w:color="000000"/>
-              <w:bottom w:val="single" w:sz="6" w:space="0" w:color="000000"/>
-              <w:right w:val="single" w:sz="6" w:space="0" w:color="000000"/>
-            </w:tcBorders>
-            <w:tcMar>
-              <w:top w:w="80" w:type="dxa"/>
-              <w:left w:w="100" w:type="dxa"/>
-              <w:bottom w:w="80" w:type="dxa"/>
-              <w:right w:w="100" w:type="dxa"/>
-            </w:tcMar>
-          </w:tcPr>
-          <w:p>
-            <w:pPr>
-              <w:jc w:val="center"/>
-            </w:pPr>
-            <w:r>
-              <w:t>[STT]</w:t>
-            </w:r>
-          </w:p>
-        </w:tc>
-        <w:tc>
-          <w:tcPr>
-            <w:tcW w:w="4400" w:type="dxa"/>
-            <w:tcBorders>
-              <w:top w:val="single" w:sz="6" w:space="0" w:color="000000"/>
-              <w:left w:val="single" w:sz="6" w:space="0" w:color="000000"/>
-              <w:bottom w:val="single" w:sz="6" w:space="0" w:color="000000"/>
-              <w:right w:val="single" w:sz="6" w:space="0" w:color="000000"/>
-            </w:tcBorders>
-            <w:tcMar>
-              <w:top w:w="80" w:type="dxa"/>
-              <w:left w:w="100" w:type="dxa"/>
-              <w:bottom w:w="80" w:type="dxa"/>
-              <w:right w:w="100" w:type="dxa"/>
-            </w:tcMar>
-          </w:tcPr>
-          <w:p>
-            <w:r>
-              <w:t>[TÊN HẠNG MỤC] — [Mô tả chi tiết]</w:t>
-            </w:r>
-          </w:p>
-        </w:tc>
-        <w:tc>
-          <w:tcPr>
-            <w:tcW w:w="1200" w:type="dxa"/>
-            <w:tcBorders>
-              <w:top w:val="single" w:sz="6" w:space="0" w:color="000000"/>
-              <w:left w:val="single" w:sz="6" w:space="0" w:color="000000"/>
-              <w:bottom w:val="single" w:sz="6" w:space="0" w:color="000000"/>
-              <w:right w:val="single" w:sz="6" w:space="0" w:color="000000"/>
-            </w:tcBorders>
-            <w:tcMar>
-              <w:top w:w="80" w:type="dxa"/>
-              <w:left w:w="100" w:type="dxa"/>
-              <w:bottom w:w="80" w:type="dxa"/>
-              <w:right w:w="100" w:type="dxa"/>
-            </w:tcMar>
-          </w:tcPr>
-          <w:p>
-            <w:pPr>
-              <w:jc w:val="center"/>
-            </w:pPr>
-            <w:r>
-              <w:t>[SL]</w:t>
-            </w:r>
-          </w:p>
-        </w:tc>
-        <w:tc>
-          <w:tcPr>
-            <w:tcW w:w="1500" w:type="dxa"/>
-            <w:tcBorders>
-              <w:top w:val="single" w:sz="6" w:space="0" w:color="000000"/>
-              <w:left w:val="single" w:sz="6" w:space="0" w:color="000000"/>
-              <w:bottom w:val="single" w:sz="6" w:space="0" w:color="000000"/>
-              <w:right w:val="single" w:sz="6" w:space="0" w:color="000000"/>
-            </w:tcBorders>
-            <w:tcMar>
-              <w:top w:w="80" w:type="dxa"/>
-              <w:left w:w="100" w:type="dxa"/>
-              <w:bottom w:w="80" w:type="dxa"/>
-              <w:right w:w="100" w:type="dxa"/>
-            </w:tcMar>
-          </w:tcPr>
-          <w:p>
-            <w:pPr>
-              <w:jc w:val="center"/>
-            </w:pPr>
-            <w:r>
-              <w:t>[ĐƠN GIÁ]</w:t>
-            </w:r>
-          </w:p>
-        </w:tc>
-        <w:tc>
-          <w:tcPr>
-            <w:tcW w:w="1500" w:type="dxa"/>
-            <w:tcBorders>
-              <w:top w:val="single" w:sz="6" w:space="0" w:color="000000"/>
-              <w:left w:val="single" w:sz="6" w:space="0" w:color="000000"/>
-              <w:bottom w:val="single" w:sz="6" w:space="0" w:color="000000"/>
-              <w:right w:val="single" w:sz="6" w:space="0" w:color="000000"/>
-            </w:tcBorders>
-            <w:tcMar>
-              <w:top w:w="80" w:type="dxa"/>
-              <w:left w:w="100" w:type="dxa"/>
-              <w:bottom w:w="80" w:type="dxa"/>
-              <w:right w:w="100" w:type="dxa"/>
-            </w:tcMar>
-          </w:tcPr>
-          <w:p>
-            <w:pPr>
-              <w:jc w:val="center"/>
-            </w:pPr>
-            <w:r>
-              <w:t>[THÀNH TIỀN]</w:t>
-            </w:r>
-          </w:p>
-        </w:tc>
-      </w:tr>
-      <w:tr>
-        <w:tblPrEx>
-          <w:tblCellMar>
-            <w:top w:w="0" w:type="dxa"/>
-            <w:bottom w:w="0" w:type="dxa"/>
-          </w:tblCellMar>
-        </w:tblPrEx>
-        <w:tc>
-          <w:tcPr>
-            <w:tcW w:w="7900" w:type="dxa"/>
-            <w:tcBorders>
-              <w:top w:val="single" w:sz="6" w:space="0" w:color="000000"/>
-              <w:left w:val="single" w:sz="6" w:space="0" w:color="000000"/>
-              <w:bottom w:val="single" w:sz="6" w:space="0" w:color="000000"/>
-              <w:right w:val="single" w:sz="6" w:space="0" w:color="000000"/>
-            </w:tcBorders>
-            <w:tcMar>
-              <w:top w:w="80" w:type="dxa"/>
-              <w:left w:w="100" w:type="dxa"/>
-              <w:bottom w:w="80" w:type="dxa"/>
-              <w:right w:w="100" w:type="dxa"/>
-            </w:tcMar>
-          </w:tcPr>
-          <w:p>
-            <w:pPr>
-              <w:jc w:val="right"/>
-            </w:pPr>
-            <w:r>
-              <w:rPr>
-                <w:b/>
-                <w:bCs/>
-              </w:rPr>
-              <w:t>TỔNG (VND)</w:t>
-            </w:r>
-          </w:p>
-        </w:tc>
-        <w:tc>
-          <w:tcPr>
-            <w:tcW w:w="0" w:type="dxa"/>
-            <w:tcBorders>
-              <w:top w:val="single" w:sz="6" w:space="0" w:color="000000"/>
-              <w:left w:val="single" w:sz="6" w:space="0" w:color="000000"/>
-              <w:bottom w:val="single" w:sz="6" w:space="0" w:color="000000"/>
-              <w:right w:val="single" w:sz="6" w:space="0" w:color="000000"/>
-            </w:tcBorders>
-          </w:tcPr>
-          <w:p/>
-        </w:tc>
-        <w:tc>
-          <w:tcPr>
-            <w:tcW w:w="0" w:type="dxa"/>
-            <w:tcBorders>
-              <w:top w:val="single" w:sz="6" w:space="0" w:color="000000"/>
-              <w:left w:val="single" w:sz="6" w:space="0" w:color="000000"/>
-              <w:bottom w:val="single" w:sz="6" w:space="0" w:color="000000"/>
-              <w:right w:val="single" w:sz="6" w:space="0" w:color="000000"/>
-            </w:tcBorders>
-          </w:tcPr>
-          <w:p/>
-        </w:tc>
-        <w:tc>
-          <w:tcPr>
-            <w:tcW w:w="0" w:type="dxa"/>
-            <w:tcBorders>
-              <w:top w:val="single" w:sz="6" w:space="0" w:color="000000"/>
-              <w:left w:val="single" w:sz="6" w:space="0" w:color="000000"/>
-              <w:bottom w:val="single" w:sz="6" w:space="0" w:color="000000"/>
-              <w:right w:val="single" w:sz="6" w:space="0" w:color="000000"/>
-            </w:tcBorders>
-          </w:tcPr>
-          <w:p/>
-        </w:tc>
-        <w:tc>
-          <w:tcPr>
-            <w:tcW w:w="1500" w:type="dxa"/>
-            <w:tcBorders>
-              <w:top w:val="single" w:sz="6" w:space="0" w:color="000000"/>
-              <w:left w:val="single" w:sz="6" w:space="0" w:color="000000"/>
-              <w:bottom w:val="single" w:sz="6" w:space="0" w:color="000000"/>
-              <w:right w:val="single" w:sz="6" w:space="0" w:color="000000"/>
-            </w:tcBorders>
-            <w:tcMar>
-              <w:top w:w="80" w:type="dxa"/>
-              <w:left w:w="100" w:type="dxa"/>
-              <w:bottom w:w="80" w:type="dxa"/>
-              <w:right w:w="100" w:type="dxa"/>
-            </w:tcMar>
-          </w:tcPr>
-          <w:p>
-            <w:pPr>
-              <w:jc w:val="center"/>
-            </w:pPr>
-            <w:r>
-              <w:rPr>
-                <w:b/>
-                <w:bCs/>
-              </w:rPr>
-              <w:t>[TỔNG TRƯỚC THUẾ]</w:t>
-            </w:r>
-          </w:p>
-        </w:tc>
-      </w:tr>
-      <w:tr>
-        <w:tblPrEx>
-          <w:tblCellMar>
-            <w:top w:w="0" w:type="dxa"/>
-            <w:bottom w:w="0" w:type="dxa"/>
-          </w:tblCellMar>
-        </w:tblPrEx>
-        <w:tc>
-          <w:tcPr>
-            <w:tcW w:w="7900" w:type="dxa"/>
-            <w:tcBorders>
-              <w:top w:val="single" w:sz="6" w:space="0" w:color="000000"/>
-              <w:left w:val="single" w:sz="6" w:space="0" w:color="000000"/>
-              <w:bottom w:val="single" w:sz="6" w:space="0" w:color="000000"/>
-              <w:right w:val="single" w:sz="6" w:space="0" w:color="000000"/>
-            </w:tcBorders>
-            <w:tcMar>
-              <w:top w:w="80" w:type="dxa"/>
-              <w:left w:w="100" w:type="dxa"/>
-              <w:bottom w:w="80" w:type="dxa"/>
-              <w:right w:w="100" w:type="dxa"/>
-            </w:tcMar>
-          </w:tcPr>
-          <w:p>
-            <w:pPr>
-              <w:jc w:val="right"/>
-            </w:pPr>
-            <w:r>
-              <w:rPr>
-                <w:b/>
-                <w:bCs/>
-              </w:rPr>
-              <w:t>VAT [VAT %]%</w:t>
-            </w:r>
-          </w:p>
-        </w:tc>
-        <w:tc>
-          <w:tcPr>
-            <w:tcW w:w="0" w:type="dxa"/>
-            <w:tcBorders>
-              <w:top w:val="single" w:sz="6" w:space="0" w:color="000000"/>
-              <w:left w:val="single" w:sz="6" w:space="0" w:color="000000"/>
-              <w:bottom w:val="single" w:sz="6" w:space="0" w:color="000000"/>
-              <w:right w:val="single" w:sz="6" w:space="0" w:color="000000"/>
-            </w:tcBorders>
-          </w:tcPr>
-          <w:p/>
-        </w:tc>
-        <w:tc>
-          <w:tcPr>
-            <w:tcW w:w="0" w:type="dxa"/>
-            <w:tcBorders>
-              <w:top w:val="single" w:sz="6" w:space="0" w:color="000000"/>
-              <w:left w:val="single" w:sz="6" w:space="0" w:color="000000"/>
-              <w:bottom w:val="single" w:sz="6" w:space="0" w:color="000000"/>
-              <w:right w:val="single" w:sz="6" w:space="0" w:color="000000"/>
-            </w:tcBorders>
-          </w:tcPr>
-          <w:p/>
-        </w:tc>
-        <w:tc>
-          <w:tcPr>
-            <w:tcW w:w="0" w:type="dxa"/>
-            <w:tcBorders>
-              <w:top w:val="single" w:sz="6" w:space="0" w:color="000000"/>
-              <w:left w:val="single" w:sz="6" w:space="0" w:color="000000"/>
-              <w:bottom w:val="single" w:sz="6" w:space="0" w:color="000000"/>
-              <w:right w:val="single" w:sz="6" w:space="0" w:color="000000"/>
-            </w:tcBorders>
-          </w:tcPr>
-          <w:p/>
-        </w:tc>
-        <w:tc>
-          <w:tcPr>
-            <w:tcW w:w="1500" w:type="dxa"/>
-            <w:tcBorders>
-              <w:top w:val="single" w:sz="6" w:space="0" w:color="000000"/>
-              <w:left w:val="single" w:sz="6" w:space="0" w:color="000000"/>
-              <w:bottom w:val="single" w:sz="6" w:space="0" w:color="000000"/>
-              <w:right w:val="single" w:sz="6" w:space="0" w:color="000000"/>
-            </w:tcBorders>
-            <w:tcMar>
-              <w:top w:w="80" w:type="dxa"/>
-              <w:left w:w="100" w:type="dxa"/>
-              <w:bottom w:w="80" w:type="dxa"/>
-              <w:right w:w="100" w:type="dxa"/>
-            </w:tcMar>
-          </w:tcPr>
-          <w:p>
-            <w:pPr>
-              <w:jc w:val="center"/>
-            </w:pPr>
-            <w:r>
-              <w:rPr>
-                <w:b/>
-                <w:bCs/>
-              </w:rPr>
-              <w:t>[TIỀN VAT]</w:t>
-            </w:r>
-          </w:p>
-        </w:tc>
-      </w:tr>
-      <w:tr>
-        <w:tblPrEx>
-          <w:tblCellMar>
-            <w:top w:w="0" w:type="dxa"/>
-            <w:bottom w:w="0" w:type="dxa"/>
-          </w:tblCellMar>
-        </w:tblPrEx>
-        <w:tc>
-          <w:tcPr>
-            <w:tcW w:w="7900" w:type="dxa"/>
-            <w:tcBorders>
-              <w:top w:val="single" w:sz="6" w:space="0" w:color="000000"/>
-              <w:left w:val="single" w:sz="6" w:space="0" w:color="000000"/>
-              <w:bottom w:val="single" w:sz="6" w:space="0" w:color="000000"/>
-              <w:right w:val="single" w:sz="6" w:space="0" w:color="000000"/>
-            </w:tcBorders>
-            <w:shd w:val="clear" w:color="auto" w:fill="E0E0E0"/>
-            <w:tcMar>
-              <w:top w:w="80" w:type="dxa"/>
-              <w:left w:w="100" w:type="dxa"/>
-              <w:bottom w:w="80" w:type="dxa"/>
-              <w:right w:w="100" w:type="dxa"/>
-            </w:tcMar>
-          </w:tcPr>
-          <w:p>
-            <w:pPr>
-              <w:jc w:val="right"/>
-            </w:pPr>
-            <w:r>
-              <w:rPr>
-                <w:b/>
-                <w:bCs/>
-              </w:rPr>
-              <w:lastRenderedPageBreak/>
-              <w:t>TỔNG TIỀN (VND)</w:t>
-            </w:r>
-          </w:p>
-        </w:tc>
-        <w:tc>
-          <w:tcPr>
-            <w:tcW w:w="0" w:type="dxa"/>
-            <w:tcBorders>
-              <w:top w:val="single" w:sz="6" w:space="0" w:color="000000"/>
-              <w:left w:val="single" w:sz="6" w:space="0" w:color="000000"/>
-              <w:bottom w:val="single" w:sz="6" w:space="0" w:color="000000"/>
-              <w:right w:val="single" w:sz="6" w:space="0" w:color="000000"/>
-            </w:tcBorders>
-          </w:tcPr>
-          <w:p/>
-        </w:tc>
-        <w:tc>
-          <w:tcPr>
-            <w:tcW w:w="0" w:type="dxa"/>
-            <w:tcBorders>
-              <w:top w:val="single" w:sz="6" w:space="0" w:color="000000"/>
-              <w:left w:val="single" w:sz="6" w:space="0" w:color="000000"/>
-              <w:bottom w:val="single" w:sz="6" w:space="0" w:color="000000"/>
-              <w:right w:val="single" w:sz="6" w:space="0" w:color="000000"/>
-            </w:tcBorders>
-          </w:tcPr>
-          <w:p/>
-        </w:tc>
-        <w:tc>
-          <w:tcPr>
-            <w:tcW w:w="0" w:type="dxa"/>
-            <w:tcBorders>
-              <w:top w:val="single" w:sz="6" w:space="0" w:color="000000"/>
-              <w:left w:val="single" w:sz="6" w:space="0" w:color="000000"/>
-              <w:bottom w:val="single" w:sz="6" w:space="0" w:color="000000"/>
-              <w:right w:val="single" w:sz="6" w:space="0" w:color="000000"/>
-            </w:tcBorders>
-          </w:tcPr>
-          <w:p/>
-        </w:tc>
-        <w:tc>
-          <w:tcPr>
-            <w:tcW w:w="1500" w:type="dxa"/>
-            <w:tcBorders>
-              <w:top w:val="single" w:sz="6" w:space="0" w:color="000000"/>
-              <w:left w:val="single" w:sz="6" w:space="0" w:color="000000"/>
-              <w:bottom w:val="single" w:sz="6" w:space="0" w:color="000000"/>
-              <w:right w:val="single" w:sz="6" w:space="0" w:color="000000"/>
-            </w:tcBorders>
-            <w:shd w:val="clear" w:color="auto" w:fill="E0E0E0"/>
-            <w:tcMar>
-              <w:top w:w="80" w:type="dxa"/>
-              <w:left w:w="100" w:type="dxa"/>
-              <w:bottom w:w="80" w:type="dxa"/>
-              <w:right w:w="100" w:type="dxa"/>
-            </w:tcMar>
-          </w:tcPr>
-          <w:p>
-            <w:pPr>
-              <w:jc w:val="center"/>
-            </w:pPr>
-            <w:r>
-              <w:rPr>
-                <w:b/>
-                <w:bCs/>
-              </w:rPr>
-              <w:t>[TỔNG SAU VAT]</w:t>
-            </w:r>
-          </w:p>
-        </w:tc>
-      </w:tr>
-    </w:tbl>
-    <w:p>
-      <w:pPr>
-        <w:spacing w:after="80"/>
-        <w:jc w:val="both"/>
-      </w:pPr>
-      <w:r>
-        <w:t xml:space="preserve"> </w:t>
-      </w:r>
-    </w:p>
-    <w:p>
-      <w:pPr>
-        <w:spacing w:after="80"/>
-        <w:jc w:val="both"/>
-      </w:pPr>
-      <w:r>
-        <w:rPr>
-          <w:b/>
-          <w:bCs/>
-        </w:rPr>
-        <w:t xml:space="preserve">Bằng chữ: </w:t>
-      </w:r>
-      <w:r>
-        <w:t>[TỔNG TIỀN BẰNG CHỮ].</w:t>
-      </w:r>
-    </w:p>
-    <w:p>
-      <w:pPr>
-        <w:spacing w:after="80"/>
-        <w:jc w:val="both"/>
-      </w:pPr>
-      <w:r>
-        <w:rPr>
-          <w:b/>
-          <w:bCs/>
-        </w:rPr>
-        <w:t xml:space="preserve">Thời gian cung cấp dịch vụ: </w:t>
-      </w:r>
-      <w:r>
-        <w:t xml:space="preserve">Từ ngày </w:t>
-      </w:r>
-      <w:r>
-        <w:rPr>
-          <w:b/>
-          <w:bCs/>
-        </w:rPr>
-        <w:t>[NGÀY BẮT ĐẦU DỊCH VỤ]</w:t>
-      </w:r>
-      <w:r>
-        <w:t xml:space="preserve"> đến ngày </w:t>
-      </w:r>
-      <w:r>
-        <w:rPr>
-          <w:b/>
-          <w:bCs/>
-        </w:rPr>
-        <w:t>[NGÀY KẾT THÚC DỊCH VỤ]</w:t>
-      </w:r>
-      <w:r>
-        <w:t>.</w:t>
+        </w:rPr>
+        <w:t>(Bằng chữ: [TỔNG TIỀN BẰNG CHỮ].)</w:t>
+      </w:r>
+    </w:p>
+    <w:p>
+      <w:pPr>
+        <w:spacing w:after="80"/>
+        <w:jc w:val="both"/>
+      </w:pPr>
+      <w:r>
+        <w:rPr>
+          <w:b/>
+          <w:bCs/>
+        </w:rPr>
+        <w:t xml:space="preserve">2.2 </w:t>
+      </w:r>
+      <w:r>
+        <w:t>Chi phí này là chi phí tổng, bao gồm toàn bộ các loại chi phí, kể cả chi phí phát sinh. Bên B cam kết sẽ không thay đổi đơn giá và sẽ tự lo chi phí đi lại, ăn ở của mình trong suốt quá trình thực hiện công việc.</w:t>
+      </w:r>
+    </w:p>
+    <w:p>
+      <w:pPr>
+        <w:spacing w:after="80"/>
+        <w:jc w:val="both"/>
+      </w:pPr>
+      <w:r>
+        <w:rPr>
+          <w:b/>
+          <w:bCs/>
+        </w:rPr>
+        <w:t xml:space="preserve">2.3 </w:t>
+      </w:r>
+      <w:r>
+        <w:t>Chi phí nhân sự hỗ trợ làm việc trong 8 giờ/ngày (tính từ giờ tập trung – off máy).</w:t>
+      </w:r>
+    </w:p>
+    <w:p>
+      <w:pPr>
+        <w:spacing w:after="80"/>
+        <w:jc w:val="both"/>
+      </w:pPr>
+      <w:r>
+        <w:rPr>
+          <w:b/>
+          <w:bCs/>
+        </w:rPr>
+        <w:t xml:space="preserve">2.4 </w:t>
+      </w:r>
+      <w:r>
+        <w:t>Chi phí và phí tổn cho việc thực hiện những công việc nằm ngoài phạm vi Công Việc được quy định tại Hợp Đồng này sẽ do các Bên thỏa thuận bằng văn bản.</w:t>
+      </w:r>
+    </w:p>
+    <w:p>
+      <w:pPr>
+        <w:spacing w:after="80"/>
+        <w:jc w:val="both"/>
+      </w:pPr>
+      <w:r>
+        <w:rPr>
+          <w:b/>
+          <w:bCs/>
+        </w:rPr>
+        <w:t xml:space="preserve">2.5 </w:t>
+      </w:r>
+      <w:r>
+        <w:t>Chi phí sửa chữa, thay mới thiết bị do hư hỏng không phát sinh từ lỗi của Khách Hàng do Bên B chịu.</w:t>
       </w:r>
     </w:p>
     <w:p>
@@ -994,65 +503,48 @@
           <w:sz w:val="26"/>
           <w:szCs w:val="26"/>
         </w:rPr>
-        <w:t>ĐIỀU 2: GIÁ TRỊ HỢP ĐỒNG</w:t>
-      </w:r>
-    </w:p>
-    <w:p>
-      <w:pPr>
-        <w:spacing w:after="80"/>
-        <w:jc w:val="both"/>
-      </w:pPr>
-      <w:r>
-        <w:rPr>
-          <w:b/>
-          <w:bCs/>
-        </w:rPr>
-        <w:t xml:space="preserve">2.1 </w:t>
-      </w:r>
-      <w:r>
-        <w:t>Giá trị Hợp đồng:</w:t>
-      </w:r>
-    </w:p>
-    <w:p>
-      <w:pPr>
-        <w:pStyle w:val="ListParagraph"/>
-        <w:numPr>
-          <w:ilvl w:val="0"/>
-          <w:numId w:val="2"/>
-        </w:numPr>
-        <w:spacing w:after="60"/>
-        <w:jc w:val="both"/>
-      </w:pPr>
-      <w:r>
-        <w:t>Giá trị trước thuế GTGT: [GIÁ TRỊ TRƯỚC THUẾ] VNĐ</w:t>
-      </w:r>
-    </w:p>
-    <w:p>
-      <w:pPr>
-        <w:pStyle w:val="ListParagraph"/>
-        <w:numPr>
-          <w:ilvl w:val="0"/>
-          <w:numId w:val="2"/>
-        </w:numPr>
-        <w:spacing w:after="60"/>
-        <w:jc w:val="both"/>
-      </w:pPr>
-      <w:r>
-        <w:t>Thuế GTGT ([VAT %]%): [TIỀN VAT] VNĐ</w:t>
-      </w:r>
-    </w:p>
-    <w:p>
-      <w:pPr>
-        <w:pStyle w:val="ListParagraph"/>
-        <w:numPr>
-          <w:ilvl w:val="0"/>
-          <w:numId w:val="2"/>
-        </w:numPr>
-        <w:spacing w:after="60"/>
-        <w:jc w:val="both"/>
-      </w:pPr>
-      <w:r>
-        <w:t>Tổng giá trị sau thuế: [TỔNG SAU VAT] VNĐ</w:t>
+        <w:t>ĐIỀU 3: HÌNH THỨC VÀ THỜI HẠN THANH TOÁN</w:t>
+      </w:r>
+    </w:p>
+    <w:p>
+      <w:pPr>
+        <w:spacing w:after="80"/>
+        <w:jc w:val="both"/>
+      </w:pPr>
+      <w:r>
+        <w:rPr>
+          <w:b/>
+          <w:bCs/>
+        </w:rPr>
+        <w:t xml:space="preserve">3.1 </w:t>
+      </w:r>
+      <w:r>
+        <w:t>Hình thức thanh toán: Giá trị hợp đồng được thanh toán theo hình thức chuyển khoản.</w:t>
+      </w:r>
+    </w:p>
+    <w:p>
+      <w:pPr>
+        <w:spacing w:after="80"/>
+        <w:jc w:val="both"/>
+      </w:pPr>
+      <w:r>
+        <w:rPr>
+          <w:b/>
+          <w:bCs/>
+        </w:rPr>
+        <w:t xml:space="preserve">3.2 </w:t>
+      </w:r>
+      <w:r>
+        <w:t>Thông tin về tài khoản của Bên B:</w:t>
+      </w:r>
+    </w:p>
+    <w:p>
+      <w:pPr>
+        <w:spacing w:after="80"/>
+        <w:jc w:val="both"/>
+      </w:pPr>
+      <w:r>
+        <w:t>Tên tài khoản: CÔNG TY TNHH THƯƠNG MẠI - DỊCH VỤ AURA PRODUCTIONS</w:t>
       </w:r>
     </w:p>
     <w:p>
@@ -1061,138 +553,6 @@
         <w:jc w:val="both"/>
       </w:pPr>
       <w:r>
-        <w:rPr>
-          <w:i/>
-          <w:iCs/>
-        </w:rPr>
-        <w:t>(Bằng chữ: [TỔNG TIỀN BẰNG CHỮ].)</w:t>
-      </w:r>
-    </w:p>
-    <w:p>
-      <w:pPr>
-        <w:spacing w:after="80"/>
-        <w:jc w:val="both"/>
-      </w:pPr>
-      <w:r>
-        <w:rPr>
-          <w:b/>
-          <w:bCs/>
-        </w:rPr>
-        <w:t xml:space="preserve">2.2 </w:t>
-      </w:r>
-      <w:r>
-        <w:t>Chi phí này là chi phí tổng, bao gồm toàn bộ các loại chi phí, kể cả chi phí phát sinh. Bên B cam kết sẽ không thay đổi đơn giá và sẽ tự lo chi phí đi lại, ăn ở của mình trong suốt quá trình thực hiện công việc.</w:t>
-      </w:r>
-    </w:p>
-    <w:p>
-      <w:pPr>
-        <w:spacing w:after="80"/>
-        <w:jc w:val="both"/>
-      </w:pPr>
-      <w:r>
-        <w:rPr>
-          <w:b/>
-          <w:bCs/>
-        </w:rPr>
-        <w:t xml:space="preserve">2.3 </w:t>
-      </w:r>
-      <w:r>
-        <w:t>Chi phí nhân sự hỗ trợ làm việc trong 8 giờ/ngày (tính từ giờ tập trung – off máy).</w:t>
-      </w:r>
-    </w:p>
-    <w:p>
-      <w:pPr>
-        <w:spacing w:after="80"/>
-        <w:jc w:val="both"/>
-      </w:pPr>
-      <w:r>
-        <w:rPr>
-          <w:b/>
-          <w:bCs/>
-        </w:rPr>
-        <w:t xml:space="preserve">2.4 </w:t>
-      </w:r>
-      <w:r>
-        <w:t>Chi phí và phí tổn cho việc thực hiện những công việc nằm ngoài phạm vi Công Việc được quy định tại Hợp Đồng này sẽ do các Bên thỏa thuận bằng văn bản.</w:t>
-      </w:r>
-    </w:p>
-    <w:p>
-      <w:pPr>
-        <w:spacing w:after="80"/>
-        <w:jc w:val="both"/>
-      </w:pPr>
-      <w:r>
-        <w:rPr>
-          <w:b/>
-          <w:bCs/>
-        </w:rPr>
-        <w:t xml:space="preserve">2.5 </w:t>
-      </w:r>
-      <w:r>
-        <w:t>Chi phí sửa chữa, thay mới thiết bị do hư hỏng không phát sinh từ lỗi của Khách Hàng do Bên B chịu.</w:t>
-      </w:r>
-    </w:p>
-    <w:p>
-      <w:pPr>
-        <w:spacing w:before="240" w:after="120"/>
-      </w:pPr>
-      <w:r>
-        <w:rPr>
-          <w:b/>
-          <w:bCs/>
-          <w:sz w:val="26"/>
-          <w:szCs w:val="26"/>
-        </w:rPr>
-        <w:t>ĐIỀU 3: HÌNH THỨC VÀ THỜI HẠN THANH TOÁN</w:t>
-      </w:r>
-    </w:p>
-    <w:p>
-      <w:pPr>
-        <w:spacing w:after="80"/>
-        <w:jc w:val="both"/>
-      </w:pPr>
-      <w:r>
-        <w:rPr>
-          <w:b/>
-          <w:bCs/>
-        </w:rPr>
-        <w:t xml:space="preserve">3.1 </w:t>
-      </w:r>
-      <w:r>
-        <w:t>Hình thức thanh toán: Giá trị hợp đồng được thanh toán theo hình thức chuyển khoản.</w:t>
-      </w:r>
-    </w:p>
-    <w:p>
-      <w:pPr>
-        <w:spacing w:after="80"/>
-        <w:jc w:val="both"/>
-      </w:pPr>
-      <w:r>
-        <w:rPr>
-          <w:b/>
-          <w:bCs/>
-        </w:rPr>
-        <w:t xml:space="preserve">3.2 </w:t>
-      </w:r>
-      <w:r>
-        <w:t>Thông tin về tài khoản của Bên B:</w:t>
-      </w:r>
-    </w:p>
-    <w:p>
-      <w:pPr>
-        <w:spacing w:after="80"/>
-        <w:jc w:val="both"/>
-      </w:pPr>
-      <w:r>
-        <w:t>Tên tài khoản: CÔNG TY TNHH THƯƠNG MẠI - DỊCH VỤ AURA PRODUCTIONS</w:t>
-      </w:r>
-    </w:p>
-    <w:p>
-      <w:pPr>
-        <w:spacing w:after="120"/>
-        <w:jc w:val="both"/>
-      </w:pPr>
-      <w:r>
         <w:t xml:space="preserve">Số tài khoản: </w:t>
       </w:r>
       <w:r>
@@ -1233,21 +593,21 @@
         <w:jc w:val="both"/>
       </w:pPr>
       <w:r>
-        <w:t>Bên A đặt cọc [% CỌC]% giá trị hợp đồng cho Bên B với số tiền là [SỐ TIỀN CỌC] VNĐ (Bằng chữ: [SỐ TIỀN CỌC BẰNG CHỮ]) trong vòng [SỐ NGÀY CỌC] ([SỐ NGÀY CỌC BẰNG CHỮ]) ngày làm việc kể từ thời điểm các Bên ký kết hợp đồng để đảm bảo thực hiện hợp đồng.</w:t>
-      </w:r>
-    </w:p>
-    <w:p>
-      <w:pPr>
-        <w:pStyle w:val="ListParagraph"/>
-        <w:numPr>
-          <w:ilvl w:val="0"/>
-          <w:numId w:val="2"/>
-        </w:numPr>
-        <w:spacing w:after="60"/>
-        <w:jc w:val="both"/>
-      </w:pPr>
-      <w:r>
-        <w:t>Bên A thanh toán [% CUỐI]% giá trị hợp đồng còn lại cho Bên B với số tiền là [SỐ TIỀN CUỐI] VNĐ (Bằng chữ: [SỐ TIỀN CUỐI BẰNG CHỮ]) trong vòng [SỐ NGÀY CUỐI] ([SỐ NGÀY CUỐI BẰNG CHỮ]) ngày làm việc sau khi Bên B hoàn thành dịch vụ và Bên A nhận được bộ hồ sơ thanh toán từ Bên B.</w:t>
+        <w:t>Bên A đặt cọc [% CỌC]% giá trị hợp đồng cho Bên B với số tiền là [SỐ TIỀN CỌC] VNĐ (Bằng chữ: [SỐ TIỀN CỌC BẰNG CHỮ]) trong vòng {{terms.deposit_days}} ([SỐ NGÀY CỌC BẰNG CHỮ]) ngày làm việc kể từ thời điểm các Bên ký kết hợp đồng để đảm bảo thực hiện hợp đồng.</w:t>
+      </w:r>
+    </w:p>
+    <w:p>
+      <w:pPr>
+        <w:pStyle w:val="ListParagraph"/>
+        <w:numPr>
+          <w:ilvl w:val="0"/>
+          <w:numId w:val="2"/>
+        </w:numPr>
+        <w:spacing w:after="60"/>
+        <w:jc w:val="both"/>
+      </w:pPr>
+      <w:r>
+        <w:t>Bên A thanh toán [% CUỐI]% giá trị hợp đồng còn lại cho Bên B với số tiền là [SỐ TIỀN CUỐI] VNĐ (Bằng chữ: [SỐ TIỀN CUỐI BẰNG CHỮ]) trong vòng {{terms.final_days}} ([SỐ NGÀY CUỐI BẰNG CHỮ]) ngày làm việc sau khi Bên B hoàn thành dịch vụ và Bên A nhận được bộ hồ sơ thanh toán từ Bên B.</w:t>
       </w:r>
     </w:p>
     <w:p>
@@ -2031,7 +1391,7 @@
                 <w:b/>
                 <w:bCs/>
               </w:rPr>
-              <w:t>[ĐẠI DIỆN BÊN A]</w:t>
+              <w:t>{{contact.full_name}}</w:t>
             </w:r>
           </w:p>
         </w:tc>

--- a/docs/samples/Contract & Legal HQ Resources/Clients/[Template] HDDV - Client (VN).docx
+++ b/docs/samples/Contract & Legal HQ Resources/Clients/[Template] HDDV - Client (VN).docx
@@ -593,21 +593,21 @@
         <w:jc w:val="both"/>
       </w:pPr>
       <w:r>
-        <w:t>Bên A đặt cọc [% CỌC]% giá trị hợp đồng cho Bên B với số tiền là [SỐ TIỀN CỌC] VNĐ (Bằng chữ: [SỐ TIỀN CỌC BẰNG CHỮ]) trong vòng {{terms.deposit_days}} ([SỐ NGÀY CỌC BẰNG CHỮ]) ngày làm việc kể từ thời điểm các Bên ký kết hợp đồng để đảm bảo thực hiện hợp đồng.</w:t>
-      </w:r>
-    </w:p>
-    <w:p>
-      <w:pPr>
-        <w:pStyle w:val="ListParagraph"/>
-        <w:numPr>
-          <w:ilvl w:val="0"/>
-          <w:numId w:val="2"/>
-        </w:numPr>
-        <w:spacing w:after="60"/>
-        <w:jc w:val="both"/>
-      </w:pPr>
-      <w:r>
-        <w:t>Bên A thanh toán [% CUỐI]% giá trị hợp đồng còn lại cho Bên B với số tiền là [SỐ TIỀN CUỐI] VNĐ (Bằng chữ: [SỐ TIỀN CUỐI BẰNG CHỮ]) trong vòng {{terms.final_days}} ([SỐ NGÀY CUỐI BẰNG CHỮ]) ngày làm việc sau khi Bên B hoàn thành dịch vụ và Bên A nhận được bộ hồ sơ thanh toán từ Bên B.</w:t>
+        <w:t>Bên A đặt cọc {{plan.deposit_pct}}% giá trị hợp đồng cho Bên B với số tiền là {{plan.deposit_amount}} VNĐ (Bằng chữ: [SỐ TIỀN CỌC BẰNG CHỮ]) trong vòng {{terms.deposit_days}} ([SỐ NGÀY CỌC BẰNG CHỮ]) ngày làm việc kể từ thời điểm các Bên ký kết hợp đồng để đảm bảo thực hiện hợp đồng.</w:t>
+      </w:r>
+    </w:p>
+    <w:p>
+      <w:pPr>
+        <w:pStyle w:val="ListParagraph"/>
+        <w:numPr>
+          <w:ilvl w:val="0"/>
+          <w:numId w:val="2"/>
+        </w:numPr>
+        <w:spacing w:after="60"/>
+        <w:jc w:val="both"/>
+      </w:pPr>
+      <w:r>
+        <w:t>Bên A thanh toán {{plan.final_pct}}% giá trị hợp đồng còn lại cho Bên B với số tiền là {{plan.final_amount}} VNĐ (Bằng chữ: [SỐ TIỀN CUỐI BẰNG CHỮ]) trong vòng {{terms.final_days}} ([SỐ NGÀY CUỐI BẰNG CHỮ]) ngày làm việc sau khi Bên B hoàn thành dịch vụ và Bên A nhận được bộ hồ sơ thanh toán từ Bên B.</w:t>
       </w:r>
     </w:p>
     <w:p>

--- a/docs/samples/Contract & Legal HQ Resources/Clients/[Template] HDDV - Client (VN).docx
+++ b/docs/samples/Contract & Legal HQ Resources/Clients/[Template] HDDV - Client (VN).docx
@@ -151,7 +151,7 @@
         <w:jc w:val="both"/>
       </w:pPr>
       <w:r>
-        <w:t xml:space="preserve">Đại diện: {{contact.full_name}}        Chức vụ: [CHỨC VỤ BÊN A]</w:t>
+        <w:t xml:space="preserve">Đại diện: {{contact.full_name}}        Chức vụ: {{contact.title}}</w:t>
       </w:r>
       <w:r>
         <w:rPr>
@@ -301,10 +301,10 @@
           <w:b/>
           <w:bCs/>
         </w:rPr>
-        <w:t xml:space="preserve">Bằng chữ: </w:t>
-      </w:r>
-      <w:r>
-        <w:t>[TỔNG TIỀN BẰNG CHỮ].</w:t>
+        <w:t xml:space="preserve">Bằng chữ: {{quote.total_in_words}}.</w:t>
+      </w:r>
+      <w:r>
+        <w:t/>
       </w:r>
     </w:p>
     <w:p>
@@ -425,7 +425,7 @@
           <w:i/>
           <w:iCs/>
         </w:rPr>
-        <w:t>(Bằng chữ: [TỔNG TIỀN BẰNG CHỮ].)</w:t>
+        <w:t>(Bằng chữ: {{quote.total_in_words}}.)</w:t>
       </w:r>
     </w:p>
     <w:p>
@@ -593,21 +593,21 @@
         <w:jc w:val="both"/>
       </w:pPr>
       <w:r>
-        <w:t>Bên A đặt cọc {{plan.deposit_pct}}% giá trị hợp đồng cho Bên B với số tiền là {{plan.deposit_amount}} VNĐ (Bằng chữ: [SỐ TIỀN CỌC BẰNG CHỮ]) trong vòng {{terms.deposit_days}} ([SỐ NGÀY CỌC BẰNG CHỮ]) ngày làm việc kể từ thời điểm các Bên ký kết hợp đồng để đảm bảo thực hiện hợp đồng.</w:t>
-      </w:r>
-    </w:p>
-    <w:p>
-      <w:pPr>
-        <w:pStyle w:val="ListParagraph"/>
-        <w:numPr>
-          <w:ilvl w:val="0"/>
-          <w:numId w:val="2"/>
-        </w:numPr>
-        <w:spacing w:after="60"/>
-        <w:jc w:val="both"/>
-      </w:pPr>
-      <w:r>
-        <w:t>Bên A thanh toán {{plan.final_pct}}% giá trị hợp đồng còn lại cho Bên B với số tiền là {{plan.final_amount}} VNĐ (Bằng chữ: [SỐ TIỀN CUỐI BẰNG CHỮ]) trong vòng {{terms.final_days}} ([SỐ NGÀY CUỐI BẰNG CHỮ]) ngày làm việc sau khi Bên B hoàn thành dịch vụ và Bên A nhận được bộ hồ sơ thanh toán từ Bên B.</w:t>
+        <w:t>Bên A đặt cọc {{plan.deposit_pct}}% giá trị hợp đồng cho Bên B với số tiền là {{plan.deposit_amount}} VNĐ (Bằng chữ: {{plan.deposit_amount_in_words}}) trong vòng {{terms.deposit_days}} ({{terms.deposit_days_in_words}}) ngày làm việc kể từ thời điểm các Bên ký kết hợp đồng để đảm bảo thực hiện hợp đồng.</w:t>
+      </w:r>
+    </w:p>
+    <w:p>
+      <w:pPr>
+        <w:pStyle w:val="ListParagraph"/>
+        <w:numPr>
+          <w:ilvl w:val="0"/>
+          <w:numId w:val="2"/>
+        </w:numPr>
+        <w:spacing w:after="60"/>
+        <w:jc w:val="both"/>
+      </w:pPr>
+      <w:r>
+        <w:t>Bên A thanh toán {{plan.final_pct}}% giá trị hợp đồng còn lại cho Bên B với số tiền là {{plan.final_amount}} VNĐ (Bằng chữ: {{plan.final_amount_in_words}}) trong vòng {{terms.final_days}} ({{terms.final_days_in_words}}) ngày làm việc sau khi Bên B hoàn thành dịch vụ và Bên A nhận được bộ hồ sơ thanh toán từ Bên B.</w:t>
       </w:r>
     </w:p>
     <w:p>
@@ -1355,7 +1355,7 @@
               <w:jc w:val="center"/>
             </w:pPr>
             <w:r>
-              <w:t>[CHỨC VỤ BÊN A]</w:t>
+              <w:t>{{contact.title}}</w:t>
             </w:r>
           </w:p>
           <w:p>

--- a/docs/samples/Contract & Legal HQ Resources/Clients/[Template] HDDV - Client (VN).docx
+++ b/docs/samples/Contract & Legal HQ Resources/Clients/[Template] HDDV - Client (VN).docx
@@ -61,7 +61,7 @@
           <w:b/>
           <w:bCs/>
         </w:rPr>
-        <w:t>Số: {{contract.number}}/HDDV</w:t>
+        <w:t>Số: {{contract.number}}</w:t>
       </w:r>
     </w:p>
     <w:p>

--- a/docs/samples/Contract & Legal HQ Resources/Clients/[Template] HDDV - Client (VN).docx
+++ b/docs/samples/Contract & Legal HQ Resources/Clients/[Template] HDDV - Client (VN).docx
@@ -398,7 +398,7 @@
         <w:jc w:val="both"/>
       </w:pPr>
       <w:r>
-        <w:t>Thuế GTGT ({{quote.vat_pct}}%): {{quote.vat_amount}} VNĐ</w:t>
+        <w:t>Thuế GTGT ({{quote.vat_pct}}): {{quote.vat_amount}} VNĐ</w:t>
       </w:r>
     </w:p>
     <w:p>
@@ -593,21 +593,21 @@
         <w:jc w:val="both"/>
       </w:pPr>
       <w:r>
-        <w:t>Bên A đặt cọc {{plan.deposit_pct}}% giá trị hợp đồng cho Bên B với số tiền là {{plan.deposit_amount}} VNĐ (Bằng chữ: {{plan.deposit_amount_in_words}}) trong vòng {{terms.deposit_days}} ({{terms.deposit_days_in_words}}) ngày làm việc kể từ thời điểm các Bên ký kết hợp đồng để đảm bảo thực hiện hợp đồng.</w:t>
-      </w:r>
-    </w:p>
-    <w:p>
-      <w:pPr>
-        <w:pStyle w:val="ListParagraph"/>
-        <w:numPr>
-          <w:ilvl w:val="0"/>
-          <w:numId w:val="2"/>
-        </w:numPr>
-        <w:spacing w:after="60"/>
-        <w:jc w:val="both"/>
-      </w:pPr>
-      <w:r>
-        <w:t>Bên A thanh toán {{plan.final_pct}}% giá trị hợp đồng còn lại cho Bên B với số tiền là {{plan.final_amount}} VNĐ (Bằng chữ: {{plan.final_amount_in_words}}) trong vòng {{terms.final_days}} ({{terms.final_days_in_words}}) ngày làm việc sau khi Bên B hoàn thành dịch vụ và Bên A nhận được bộ hồ sơ thanh toán từ Bên B.</w:t>
+        <w:t>Bên A đặt cọc {{plan.deposit_pct}} giá trị hợp đồng cho Bên B với số tiền là {{plan.deposit_amount}} VNĐ (Bằng chữ: {{plan.deposit_amount_in_words}}) trong vòng {{terms.deposit_days}} ({{terms.deposit_days_in_words}}) ngày làm việc kể từ thời điểm các Bên ký kết hợp đồng để đảm bảo thực hiện hợp đồng.</w:t>
+      </w:r>
+    </w:p>
+    <w:p>
+      <w:pPr>
+        <w:pStyle w:val="ListParagraph"/>
+        <w:numPr>
+          <w:ilvl w:val="0"/>
+          <w:numId w:val="2"/>
+        </w:numPr>
+        <w:spacing w:after="60"/>
+        <w:jc w:val="both"/>
+      </w:pPr>
+      <w:r>
+        <w:t>Bên A thanh toán {{plan.final_pct}} giá trị hợp đồng còn lại cho Bên B với số tiền là {{plan.final_amount}} VNĐ (Bằng chữ: {{plan.final_amount_in_words}}) trong vòng {{terms.final_days}} ({{terms.final_days_in_words}}) ngày làm việc sau khi Bên B hoàn thành dịch vụ và Bên A nhận được bộ hồ sơ thanh toán từ Bên B.</w:t>
       </w:r>
     </w:p>
     <w:p>
